--- a/Gabriel/Java Kotlin/GABRIEL POPA.docx
+++ b/Gabriel/Java Kotlin/GABRIEL POPA.docx
@@ -26,7 +26,19 @@
           <w:sz w:val="72"/>
           <w:szCs w:val="96"/>
         </w:rPr>
-        <w:t>GABRIEL POPA</w:t>
+        <w:t>GABRIEL POP</w:t>
+      </w:r>
+      <w:bookmarkStart w:id="0" w:name="_GoBack"/>
+      <w:bookmarkEnd w:id="0"/>
+      <w:r>
+        <w:rPr>
+          <w:rStyle w:val="Strong"/>
+          <w:rFonts w:ascii="Arial Black" w:hAnsi="Arial Black"/>
+          <w:color w:val="4472C4" w:themeColor="accent5"/>
+          <w:sz w:val="72"/>
+          <w:szCs w:val="96"/>
+        </w:rPr>
+        <w:t>A</w:t>
       </w:r>
     </w:p>
     <w:p>
@@ -70,7 +82,7 @@
           <w:color w:val="4472C4" w:themeColor="accent5"/>
           <w:szCs w:val="36"/>
         </w:rPr>
-        <w:t>-</w:t>
+        <w:t>–</w:t>
       </w:r>
       <w:r>
         <w:rPr>
@@ -78,7 +90,6 @@
         </w:rPr>
         <w:t xml:space="preserve"> </w:t>
       </w:r>
-      <w:proofErr w:type="spellStart"/>
       <w:r>
         <w:rPr>
           <w:b/>
@@ -86,9 +97,8 @@
           <w:color w:val="4472C4" w:themeColor="accent5"/>
           <w:szCs w:val="36"/>
         </w:rPr>
-        <w:t>Vue</w:t>
-      </w:r>
-      <w:proofErr w:type="spellEnd"/>
+        <w:t xml:space="preserve">Android </w:t>
+      </w:r>
       <w:r>
         <w:rPr>
           <w:b/>
@@ -96,7 +106,7 @@
           <w:color w:val="4472C4" w:themeColor="accent5"/>
           <w:szCs w:val="36"/>
         </w:rPr>
-        <w:t xml:space="preserve"> • </w:t>
+        <w:t xml:space="preserve">• </w:t>
       </w:r>
       <w:r>
         <w:rPr>
@@ -105,8 +115,9 @@
           <w:color w:val="4472C4" w:themeColor="accent5"/>
           <w:szCs w:val="36"/>
         </w:rPr>
-        <w:t>Java</w:t>
-      </w:r>
+        <w:t>Java/</w:t>
+      </w:r>
+      <w:proofErr w:type="spellStart"/>
       <w:r>
         <w:rPr>
           <w:b/>
@@ -114,9 +125,9 @@
           <w:color w:val="4472C4" w:themeColor="accent5"/>
           <w:szCs w:val="36"/>
         </w:rPr>
-        <w:t xml:space="preserve"> (</w:t>
-      </w:r>
-      <w:proofErr w:type="gramStart"/>
+        <w:t>Kotlin</w:t>
+      </w:r>
+      <w:proofErr w:type="spellEnd"/>
       <w:r>
         <w:rPr>
           <w:b/>
@@ -124,17 +135,7 @@
           <w:color w:val="4472C4" w:themeColor="accent5"/>
           <w:szCs w:val="36"/>
         </w:rPr>
-        <w:t>Spring</w:t>
-      </w:r>
-      <w:proofErr w:type="gramEnd"/>
-      <w:r>
-        <w:rPr>
-          <w:b/>
-          <w:bCs/>
-          <w:color w:val="4472C4" w:themeColor="accent5"/>
-          <w:szCs w:val="36"/>
-        </w:rPr>
-        <w:t>) • AWS</w:t>
+        <w:t xml:space="preserve"> • AWS</w:t>
       </w:r>
     </w:p>
     <w:p>
@@ -1247,8 +1248,6 @@
           <w:lang w:eastAsia="en-US"/>
         </w:rPr>
       </w:pPr>
-      <w:bookmarkStart w:id="0" w:name="_GoBack"/>
-      <w:bookmarkEnd w:id="0"/>
       <w:r>
         <w:rPr>
           <w:rFonts w:ascii="Times New Roman" w:eastAsia="Times New Roman" w:hAnsi="Times New Roman" w:cs="Times New Roman"/>

--- a/Gabriel/Java Kotlin/GABRIEL POPA.docx
+++ b/Gabriel/Java Kotlin/GABRIEL POPA.docx
@@ -26,19 +26,7 @@
           <w:sz w:val="72"/>
           <w:szCs w:val="96"/>
         </w:rPr>
-        <w:t>GABRIEL POP</w:t>
-      </w:r>
-      <w:bookmarkStart w:id="0" w:name="_GoBack"/>
-      <w:bookmarkEnd w:id="0"/>
-      <w:r>
-        <w:rPr>
-          <w:rStyle w:val="Strong"/>
-          <w:rFonts w:ascii="Arial Black" w:hAnsi="Arial Black"/>
-          <w:color w:val="4472C4" w:themeColor="accent5"/>
-          <w:sz w:val="72"/>
-          <w:szCs w:val="96"/>
-        </w:rPr>
-        <w:t>A</w:t>
+        <w:t>GABRIEL POPA</w:t>
       </w:r>
     </w:p>
     <w:p>
@@ -153,6 +141,7 @@
           <w:szCs w:val="27"/>
         </w:rPr>
       </w:pPr>
+      <w:bookmarkStart w:id="0" w:name="_GoBack"/>
       <w:proofErr w:type="spellStart"/>
       <w:r>
         <w:rPr>
@@ -175,62 +164,10 @@
           <w:sz w:val="20"/>
           <w:szCs w:val="28"/>
         </w:rPr>
-        <w:t>, Romania</w:t>
-      </w:r>
-      <w:r>
-        <w:rPr>
-          <w:rStyle w:val="NormalWebChar"/>
-          <w:rFonts w:asciiTheme="majorBidi" w:hAnsiTheme="majorBidi" w:cstheme="majorBidi"/>
-          <w:bCs/>
-          <w:color w:val="000000" w:themeColor="text1"/>
-          <w:sz w:val="20"/>
-          <w:szCs w:val="28"/>
-        </w:rPr>
-        <w:t xml:space="preserve"> | </w:t>
-      </w:r>
-      <w:r>
-        <w:rPr>
-          <w:rStyle w:val="NormalWebChar"/>
-          <w:rFonts w:asciiTheme="majorBidi" w:hAnsiTheme="majorBidi" w:cstheme="majorBidi"/>
-          <w:bCs/>
-          <w:color w:val="000000" w:themeColor="text1"/>
-          <w:sz w:val="20"/>
-          <w:szCs w:val="28"/>
-        </w:rPr>
-        <w:t xml:space="preserve">+40 764309991 | </w:t>
-      </w:r>
-      <w:r>
-        <w:rPr>
-          <w:rFonts w:asciiTheme="majorBidi" w:eastAsia="Times New Roman" w:hAnsiTheme="majorBidi" w:cstheme="majorBidi"/>
-          <w:bCs/>
-          <w:color w:val="000000" w:themeColor="text1"/>
-          <w:szCs w:val="27"/>
-          <w:lang w:eastAsia="en-US"/>
-        </w:rPr>
-        <w:t>popagabriel0523@outlook.com</w:t>
-      </w:r>
-      <w:r>
-        <w:rPr>
-          <w:rFonts w:asciiTheme="majorBidi" w:eastAsia="Times New Roman" w:hAnsiTheme="majorBidi" w:cstheme="majorBidi"/>
-          <w:bCs/>
-          <w:color w:val="000000" w:themeColor="text1"/>
-          <w:szCs w:val="27"/>
-          <w:lang w:eastAsia="en-US"/>
-        </w:rPr>
-        <w:t xml:space="preserve"> | </w:t>
-      </w:r>
-      <w:r>
-        <w:rPr>
-          <w:rStyle w:val="NormalWebChar"/>
-          <w:rFonts w:asciiTheme="majorBidi" w:hAnsiTheme="majorBidi" w:cstheme="majorBidi"/>
-          <w:bCs/>
-          <w:color w:val="000000" w:themeColor="text1"/>
-          <w:sz w:val="20"/>
-          <w:szCs w:val="27"/>
-        </w:rPr>
-        <w:t>https://www.linkedin.com/in/gabriel-popa-89ba643a4/</w:t>
-      </w:r>
-    </w:p>
+        <w:t>, Romania | +40 764309991 | gabrielpdev@outlook.com | https://www.linkedin.com/in/gabriel-popa-12890b414/</w:t>
+      </w:r>
+    </w:p>
+    <w:bookmarkEnd w:id="0"/>
     <w:p>
       <w:pPr>
         <w:pStyle w:val="Heading3"/>
@@ -898,27 +835,7 @@
           <w:szCs w:val="24"/>
           <w:lang w:eastAsia="en-US"/>
         </w:rPr>
-        <w:t xml:space="preserve"> REST API integration, JSON parsing, token-based authentication, </w:t>
-      </w:r>
-      <w:proofErr w:type="spellStart"/>
-      <w:r>
-        <w:rPr>
-          <w:rFonts w:ascii="Times New Roman" w:eastAsia="Times New Roman" w:hAnsi="Times New Roman" w:cs="Times New Roman"/>
-          <w:sz w:val="22"/>
-          <w:szCs w:val="24"/>
-          <w:lang w:eastAsia="en-US"/>
-        </w:rPr>
-        <w:t>OAuth</w:t>
-      </w:r>
-      <w:proofErr w:type="spellEnd"/>
-      <w:r>
-        <w:rPr>
-          <w:rFonts w:ascii="Times New Roman" w:eastAsia="Times New Roman" w:hAnsi="Times New Roman" w:cs="Times New Roman"/>
-          <w:sz w:val="22"/>
-          <w:szCs w:val="24"/>
-          <w:lang w:eastAsia="en-US"/>
-        </w:rPr>
-        <w:t>-aware mobile flows, push notifications, Firebase integration, analytics SDK integration, payment SDK integration, maps and location services, camera and media handling</w:t>
+        <w:t xml:space="preserve"> REST API integration, JSON parsing, token-based authentication, OAuth-aware mobile flows, push notifications, Firebase integration, analytics SDK integration, payment SDK integration, maps and location services, camera and media handling</w:t>
       </w:r>
     </w:p>
     <w:p>
@@ -1052,27 +969,7 @@
           <w:szCs w:val="24"/>
           <w:lang w:eastAsia="en-US"/>
         </w:rPr>
-        <w:t xml:space="preserve"> </w:t>
-      </w:r>
-      <w:proofErr w:type="spellStart"/>
-      <w:r>
-        <w:rPr>
-          <w:rFonts w:ascii="Times New Roman" w:eastAsia="Times New Roman" w:hAnsi="Times New Roman" w:cs="Times New Roman"/>
-          <w:sz w:val="22"/>
-          <w:szCs w:val="24"/>
-          <w:lang w:eastAsia="en-US"/>
-        </w:rPr>
-        <w:t>JUnit</w:t>
-      </w:r>
-      <w:proofErr w:type="spellEnd"/>
-      <w:r>
-        <w:rPr>
-          <w:rFonts w:ascii="Times New Roman" w:eastAsia="Times New Roman" w:hAnsi="Times New Roman" w:cs="Times New Roman"/>
-          <w:sz w:val="22"/>
-          <w:szCs w:val="24"/>
-          <w:lang w:eastAsia="en-US"/>
-        </w:rPr>
-        <w:t xml:space="preserve">, </w:t>
+        <w:t xml:space="preserve"> JUnit, </w:t>
       </w:r>
       <w:proofErr w:type="spellStart"/>
       <w:r>
@@ -1169,7 +1066,7 @@
           <w:szCs w:val="24"/>
           <w:lang w:eastAsia="en-US"/>
         </w:rPr>
-        <w:t xml:space="preserve">, </w:t>
+        <w:t xml:space="preserve">, GitHub, </w:t>
       </w:r>
       <w:proofErr w:type="spellStart"/>
       <w:r>
@@ -1179,7 +1076,7 @@
           <w:szCs w:val="24"/>
           <w:lang w:eastAsia="en-US"/>
         </w:rPr>
-        <w:t>GitHub</w:t>
+        <w:t>Bitbucket</w:t>
       </w:r>
       <w:proofErr w:type="spellEnd"/>
       <w:r>
@@ -1189,47 +1086,7 @@
           <w:szCs w:val="24"/>
           <w:lang w:eastAsia="en-US"/>
         </w:rPr>
-        <w:t xml:space="preserve">, </w:t>
-      </w:r>
-      <w:proofErr w:type="spellStart"/>
-      <w:r>
-        <w:rPr>
-          <w:rFonts w:ascii="Times New Roman" w:eastAsia="Times New Roman" w:hAnsi="Times New Roman" w:cs="Times New Roman"/>
-          <w:sz w:val="22"/>
-          <w:szCs w:val="24"/>
-          <w:lang w:eastAsia="en-US"/>
-        </w:rPr>
-        <w:t>Bitbucket</w:t>
-      </w:r>
-      <w:proofErr w:type="spellEnd"/>
-      <w:r>
-        <w:rPr>
-          <w:rFonts w:ascii="Times New Roman" w:eastAsia="Times New Roman" w:hAnsi="Times New Roman" w:cs="Times New Roman"/>
-          <w:sz w:val="22"/>
-          <w:szCs w:val="24"/>
-          <w:lang w:eastAsia="en-US"/>
-        </w:rPr>
-        <w:t xml:space="preserve">, CI/CD pipelines, </w:t>
-      </w:r>
-      <w:proofErr w:type="spellStart"/>
-      <w:r>
-        <w:rPr>
-          <w:rFonts w:ascii="Times New Roman" w:eastAsia="Times New Roman" w:hAnsi="Times New Roman" w:cs="Times New Roman"/>
-          <w:sz w:val="22"/>
-          <w:szCs w:val="24"/>
-          <w:lang w:eastAsia="en-US"/>
-        </w:rPr>
-        <w:t>Fastlane</w:t>
-      </w:r>
-      <w:proofErr w:type="spellEnd"/>
-      <w:r>
-        <w:rPr>
-          <w:rFonts w:ascii="Times New Roman" w:eastAsia="Times New Roman" w:hAnsi="Times New Roman" w:cs="Times New Roman"/>
-          <w:sz w:val="22"/>
-          <w:szCs w:val="24"/>
-          <w:lang w:eastAsia="en-US"/>
-        </w:rPr>
-        <w:t>, build flavors, release signing, Play Console release management, versioning strategy, environment configuration</w:t>
+        <w:t>, CI/CD pipelines, Fastlane, build flavors, release signing, Play Console release management, versioning strategy, environment configuration</w:t>
       </w:r>
     </w:p>
     <w:p>
@@ -3265,27 +3122,7 @@
           <w:szCs w:val="24"/>
           <w:lang w:eastAsia="en-US"/>
         </w:rPr>
-        <w:t xml:space="preserve">Improved reliability of session handling and persisted user state, reducing forced re-login complaints after app </w:t>
-      </w:r>
-      <w:proofErr w:type="spellStart"/>
-      <w:r>
-        <w:rPr>
-          <w:rFonts w:ascii="Times New Roman" w:eastAsia="Times New Roman" w:hAnsi="Times New Roman" w:cs="Times New Roman"/>
-          <w:sz w:val="22"/>
-          <w:szCs w:val="24"/>
-          <w:lang w:eastAsia="en-US"/>
-        </w:rPr>
-        <w:t>backgrounding</w:t>
-      </w:r>
-      <w:proofErr w:type="spellEnd"/>
-      <w:r>
-        <w:rPr>
-          <w:rFonts w:ascii="Times New Roman" w:eastAsia="Times New Roman" w:hAnsi="Times New Roman" w:cs="Times New Roman"/>
-          <w:sz w:val="22"/>
-          <w:szCs w:val="24"/>
-          <w:lang w:eastAsia="en-US"/>
-        </w:rPr>
-        <w:t xml:space="preserve"> and interrupted connectivity events by close to </w:t>
+        <w:t xml:space="preserve">Improved reliability of session handling and persisted user state, reducing forced re-login complaints after app backgrounding and interrupted connectivity events by close to </w:t>
       </w:r>
       <w:r>
         <w:rPr>
@@ -5405,7 +5242,6 @@
       <w:jc w:val="both"/>
     </w:pPr>
     <w:tblPr>
-      <w:tblInd w:w="0" w:type="dxa"/>
       <w:tblBorders>
         <w:top w:val="single" w:sz="4" w:space="0" w:color="auto"/>
         <w:left w:val="single" w:sz="4" w:space="0" w:color="auto"/>
@@ -5414,12 +5250,6 @@
         <w:insideH w:val="single" w:sz="4" w:space="0" w:color="auto"/>
         <w:insideV w:val="single" w:sz="4" w:space="0" w:color="auto"/>
       </w:tblBorders>
-      <w:tblCellMar>
-        <w:top w:w="0" w:type="dxa"/>
-        <w:left w:w="108" w:type="dxa"/>
-        <w:bottom w:w="0" w:type="dxa"/>
-        <w:right w:w="108" w:type="dxa"/>
-      </w:tblCellMar>
     </w:tblPr>
   </w:style>
   <w:style w:type="character" w:customStyle="1" w:styleId="NormalWebChar">
@@ -5690,7 +5520,6 @@
       <w:jc w:val="both"/>
     </w:pPr>
     <w:tblPr>
-      <w:tblInd w:w="0" w:type="dxa"/>
       <w:tblBorders>
         <w:top w:val="single" w:sz="4" w:space="0" w:color="auto"/>
         <w:left w:val="single" w:sz="4" w:space="0" w:color="auto"/>
@@ -5699,12 +5528,6 @@
         <w:insideH w:val="single" w:sz="4" w:space="0" w:color="auto"/>
         <w:insideV w:val="single" w:sz="4" w:space="0" w:color="auto"/>
       </w:tblBorders>
-      <w:tblCellMar>
-        <w:top w:w="0" w:type="dxa"/>
-        <w:left w:w="108" w:type="dxa"/>
-        <w:bottom w:w="0" w:type="dxa"/>
-        <w:right w:w="108" w:type="dxa"/>
-      </w:tblCellMar>
     </w:tblPr>
   </w:style>
   <w:style w:type="character" w:customStyle="1" w:styleId="NormalWebChar">

--- a/Gabriel/Java Kotlin/GABRIEL POPA.docx
+++ b/Gabriel/Java Kotlin/GABRIEL POPA.docx
@@ -141,7 +141,6 @@
           <w:szCs w:val="27"/>
         </w:rPr>
       </w:pPr>
-      <w:bookmarkStart w:id="0" w:name="_GoBack"/>
       <w:proofErr w:type="spellStart"/>
       <w:r>
         <w:rPr>
@@ -167,7 +166,6 @@
         <w:t>, Romania | +40 764309991 | gabrielpdev@outlook.com | https://www.linkedin.com/in/gabriel-popa-12890b414/</w:t>
       </w:r>
     </w:p>
-    <w:bookmarkEnd w:id="0"/>
     <w:p>
       <w:pPr>
         <w:pStyle w:val="Heading3"/>
@@ -1263,8 +1261,10 @@
           <w:sz w:val="22"/>
           <w:szCs w:val="28"/>
         </w:rPr>
-        <w:t xml:space="preserve">2024 – </w:t>
-      </w:r>
+        <w:t xml:space="preserve"> </w:t>
+      </w:r>
+      <w:bookmarkStart w:id="0" w:name="_GoBack"/>
+      <w:bookmarkEnd w:id="0"/>
       <w:r>
         <w:rPr>
           <w:rFonts w:asciiTheme="majorBidi" w:hAnsiTheme="majorBidi" w:cstheme="majorBidi"/>
@@ -1272,7 +1272,25 @@
           <w:sz w:val="22"/>
           <w:szCs w:val="28"/>
         </w:rPr>
-        <w:t>Dec 2025)</w:t>
+        <w:t xml:space="preserve">2024 – </w:t>
+      </w:r>
+      <w:r>
+        <w:rPr>
+          <w:rFonts w:asciiTheme="majorBidi" w:hAnsiTheme="majorBidi" w:cstheme="majorBidi"/>
+          <w:i/>
+          <w:sz w:val="22"/>
+          <w:szCs w:val="28"/>
+        </w:rPr>
+        <w:t>May 2026</w:t>
+      </w:r>
+      <w:r>
+        <w:rPr>
+          <w:rFonts w:asciiTheme="majorBidi" w:hAnsiTheme="majorBidi" w:cstheme="majorBidi"/>
+          <w:i/>
+          <w:sz w:val="22"/>
+          <w:szCs w:val="28"/>
+        </w:rPr>
+        <w:t>)</w:t>
       </w:r>
     </w:p>
     <w:p>
@@ -2873,7 +2891,7 @@
           <w:sz w:val="22"/>
           <w:szCs w:val="28"/>
         </w:rPr>
-        <w:t>Sept</w:t>
+        <w:t>Sep</w:t>
       </w:r>
       <w:r>
         <w:rPr>
